--- a/data/cvs/cv_220_LexisNexis_Reed_Tech_Global_Operations_Data_Analyst_III.docx
+++ b/data/cvs/cv_220_LexisNexis_Reed_Tech_Global_Operations_Data_Analyst_III.docx
@@ -86,7 +86,7 @@
         <w:rPr>
           <w:sz w:val="20"/>
         </w:rPr>
-        <w:t>Full Stack Developer and AI engineer with a strong background in data annotation and evaluation. I have hands-on experience with Python, SQL, and JavaScript, and have worked with various databases and data analysis tools. Currently, I'm building AI-driven automation systems at Copy Cat Group, including an SAP API integration and an AI tender scraping pipeline. I excel at data-driven problem-solving, from data preparation to analysis and visualisation, with a focus on delivering actionable insights.</w:t>
+        <w:t>Full Stack Developer and AI Data Specialist with a focus on data-driven solutions. I bring Python, JavaScript, and SQL expertise to build and optimise applications, and have deep experience in data annotation, evaluation, and AI model training. Currently, I'm developing full-stack applications at Copy Cat Group, integrating AI-driven automation and building production systems like an SAP API integration and an AI-powered tender scraping pipeline.</w:t>
       </w:r>
     </w:p>
     <w:p>
@@ -119,7 +119,7 @@
         <w:rPr>
           <w:sz w:val="20"/>
         </w:rPr>
-        <w:t>Python, JavaScript, SQL, PHP, Kotlin, Bash</w:t>
+        <w:t>Python, JavaScript, SQL, PHP, Kotlin, Bash, HTML, CSS</w:t>
       </w:r>
     </w:p>
     <w:p>
@@ -191,7 +191,7 @@
         <w:rPr>
           <w:sz w:val="20"/>
         </w:rPr>
-        <w:t>Prompt Engineering, LLM Evaluation, Data Annotation, Dataset Structuring</w:t>
+        <w:t>Gemini API, Groq API, Prompt Engineering, LLM Evaluation, Data Annotation, Dataset Structuring</w:t>
       </w:r>
     </w:p>
     <w:p>
@@ -227,7 +227,7 @@
         <w:rPr>
           <w:sz w:val="20"/>
         </w:rPr>
-        <w:t>Git, GitHub, CI/CD, Oracle Cloud, Google Cloud Platform</w:t>
+        <w:t>Oracle Cloud, Google Cloud Platform, Git, GitHub, CI/CD</w:t>
       </w:r>
     </w:p>
     <w:p>
@@ -245,7 +245,7 @@
         <w:rPr>
           <w:sz w:val="20"/>
         </w:rPr>
-        <w:t>Tableau, Power BI, Databricks, data quality, data transformation, data visualization, project management, stakeholder management, data cleaning, data blending, data validation, data refinement</w:t>
+        <w:t>data quality, documentation, reproducibility, data transformation, data analysis, Tableau, Power BI, data visualization, Databricks, data platforms, AI tools, project management, stakeholder management</w:t>
       </w:r>
     </w:p>
     <w:p>
@@ -263,7 +263,7 @@
         <w:rPr>
           <w:sz w:val="20"/>
         </w:rPr>
-        <w:t>trend analysis, pattern recognition, data communication, data storytelling, data integration, risk management, peer review, customer-centricity, market awareness, business acumen, structured project environments, collaboration, learning agility</w:t>
+        <w:t>data cleaning, data blending, data validation, data refinement, trend analysis, pattern recognition, risk management, peer review, problem-solving, customer-centricity, market awareness, data interpretation, completeness</w:t>
       </w:r>
     </w:p>
     <w:p>
@@ -313,7 +313,7 @@
         <w:rPr>
           <w:sz w:val="20"/>
         </w:rPr>
-        <w:t>Integrating SAP APIs with an internal Credit Control System, automating processes for OA and IT teams.</w:t>
+        <w:t>Integrating SAP APIs with an internal Credit Control System, automating processes for OA and IT business units.</w:t>
       </w:r>
     </w:p>
     <w:p>
@@ -325,7 +325,7 @@
         <w:rPr>
           <w:sz w:val="20"/>
         </w:rPr>
-        <w:t>Designing and documenting system architecture, including Application, Data, Integration, and Security layers.</w:t>
+        <w:t>Authoring comprehensive System Design Documents (SDDs) for Application, Data, Integration, and Security Architecture.</w:t>
       </w:r>
     </w:p>
     <w:p>
@@ -337,7 +337,7 @@
         <w:rPr>
           <w:sz w:val="20"/>
         </w:rPr>
-        <w:t>Building an AI-powered tender scraping pipeline to automate tender opportunity discovery and processing.</w:t>
+        <w:t>Designing and prototyping an AI-powered tender scraping pipeline to automate tender opportunity discovery and processing.</w:t>
       </w:r>
     </w:p>
     <w:p>
@@ -377,6 +377,18 @@
     </w:p>
     <w:p>
       <w:pPr>
+        <w:pStyle w:val="ListBullet"/>
+        <w:spacing w:before="0" w:after="20"/>
+      </w:pPr>
+      <w:r>
+        <w:rPr>
+          <w:sz w:val="20"/>
+        </w:rPr>
+        <w:t>Performing categorisation, bounding, and consistency checks to ensure high-quality, production-ready training data.</w:t>
+      </w:r>
+    </w:p>
+    <w:p>
+      <w:pPr>
         <w:spacing w:before="120" w:after="0"/>
       </w:pPr>
       <w:r>
@@ -407,7 +419,19 @@
         <w:rPr>
           <w:sz w:val="20"/>
         </w:rPr>
-        <w:t>Delivered full-stack solutions, including UI components and API optimisation, for diverse U.S. clients.</w:t>
+        <w:t>Built and delivered full-stack solutions, including UI components, API optimisation, and CMS-based website systems.</w:t>
+      </w:r>
+    </w:p>
+    <w:p>
+      <w:pPr>
+        <w:pStyle w:val="ListBullet"/>
+        <w:spacing w:before="0" w:after="20"/>
+      </w:pPr>
+      <w:r>
+        <w:rPr>
+          <w:sz w:val="20"/>
+        </w:rPr>
+        <w:t>Collaborated remotely to debug, enhance performance, and incorporate client feedback.</w:t>
       </w:r>
     </w:p>
     <w:p>
@@ -442,7 +466,19 @@
         <w:rPr>
           <w:sz w:val="20"/>
         </w:rPr>
-        <w:t>Performed intent detection and slot tagging for health and agriculture AI systems, ensuring high-quality training data.</w:t>
+        <w:t>Performed intent detection, slot tagging, and utterance verification for health and agriculture AI systems.</w:t>
+      </w:r>
+    </w:p>
+    <w:p>
+      <w:pPr>
+        <w:pStyle w:val="ListBullet"/>
+        <w:spacing w:before="0" w:after="20"/>
+      </w:pPr>
+      <w:r>
+        <w:rPr>
+          <w:sz w:val="20"/>
+        </w:rPr>
+        <w:t>Ensured annotation quality and consistency across multilingual datasets, enabling accurate model training.</w:t>
       </w:r>
     </w:p>
     <w:p>
